--- a/windows-setup/操作マニュアル.docx
+++ b/windows-setup/操作マニュアル.docx
@@ -167,7 +167,7 @@
         <w:pStyle w:val="FirstParagraph"/>
       </w:pPr>
       <w:r>
-        <w:t xml:space="preserve">画面右上には、ダークモード切り替えのボタンと「⚙️ 設定」ボタンがあります。</w:t>
+        <w:t xml:space="preserve">画面右上には、バージョン表示ボタン、ダークモード切り替えのボタン、「⚙️ 設定」ボタンがあります。</w:t>
       </w:r>
     </w:p>
     <w:p>
@@ -240,6 +240,24 @@
       </w:r>
       <w:r>
         <w:t xml:space="preserve">：入室登録時に最初から入力されている分数を変更できます（既定は60分）</w:t>
+      </w:r>
+    </w:p>
+    <w:p>
+      <w:pPr>
+        <w:numPr>
+          <w:ilvl w:val="0"/>
+          <w:numId w:val="1010"/>
+        </w:numPr>
+        <w:pStyle w:val="Compact"/>
+      </w:pPr>
+      <w:r>
+        <w:rPr>
+          <w:b/>
+        </w:rPr>
+        <w:t xml:space="preserve">「v1.6.0」など表示されているバージョン表示ボタン</w:t>
+      </w:r>
+      <w:r>
+        <w:t xml:space="preserve">：押すと今のバージョン番号と、これまでの更新内容（更新履歴）を確認できます</w:t>
       </w:r>
     </w:p>
     <w:p>

--- a/windows-setup/操作マニュアル.docx
+++ b/windows-setup/操作マニュアル.docx
@@ -377,7 +377,7 @@
         <w:pStyle w:val="Compact"/>
       </w:pPr>
       <w:r>
-        <w:t xml:space="preserve">該当する部屋カードの「退室」ボタンを押します</w:t>
+        <w:t xml:space="preserve">該当する部屋カードの「退室」ボタンを1回押します（ボタンの表示が「本当に退出させますか？」に変わります）</w:t>
       </w:r>
     </w:p>
     <w:p>
@@ -389,7 +389,7 @@
         <w:pStyle w:val="Compact"/>
       </w:pPr>
       <w:r>
-        <w:t xml:space="preserve">確認メッセージが出るので「OK」を押します（カードがすぐに緑＝空室に戻ります。清掃はスタート待ちの間に済ませておくため、退室後の清掃完了操作は不要です）</w:t>
+        <w:t xml:space="preserve">もう一度同じボタンを押すと退室処理が実行されます（カードがすぐに緑＝空室に戻ります。清掃はスタート待ちの間に済ませておくため、退室後の清掃完了操作は不要です。押し間違えた場合は、そのまま数秒待つか他の操作をすれば「退室」ボタンの表示に戻ります）</w:t>
       </w:r>
     </w:p>
     <w:p>

--- a/windows-setup/操作マニュアル.docx
+++ b/windows-setup/操作マニュアル.docx
@@ -389,7 +389,7 @@
         <w:pStyle w:val="Compact"/>
       </w:pPr>
       <w:r>
-        <w:t xml:space="preserve">もう一度同じボタンを押すと退室処理が実行されます（カードがすぐに緑＝空室に戻ります。清掃はスタート待ちの間に済ませておくため、退室後の清掃完了操作は不要です。押し間違えた場合は、そのまま数秒待つか他の操作をすれば「退室」ボタンの表示に戻ります）</w:t>
+        <w:t xml:space="preserve">もう一度同じボタンを押すと退室処理が実行されます（カードがすぐに緑＝空室に戻ります。清掃はスタート待ちの間に済ませておくため、退室後の清掃完了操作は不要です。押し間違えた場合は、時間調整ボタンなど他の操作を行えば「退室」ボタンの表示に戻ります）</w:t>
       </w:r>
     </w:p>
     <w:p>

--- a/windows-setup/操作マニュアル.docx
+++ b/windows-setup/操作マニュアル.docx
@@ -377,7 +377,7 @@
         <w:pStyle w:val="Compact"/>
       </w:pPr>
       <w:r>
-        <w:t xml:space="preserve">該当する部屋カードの「退室」ボタンを1回押します（ボタンの表示が「本当に退出させますか？」に変わります）</w:t>
+        <w:t xml:space="preserve">該当する部屋カードの「退室」ボタンを1回押します（ボタンの表示が「本当に退出させますか？」に変わり、オレンジ色に点滅して目立つ表示になります）</w:t>
       </w:r>
     </w:p>
     <w:p>

--- a/windows-setup/操作マニュアル.docx
+++ b/windows-setup/操作マニュアル.docx
@@ -432,6 +432,18 @@
       </w:pPr>
       <w:r>
         <w:t xml:space="preserve">このボタンを押すと音は止まります（カードの表示はそのままです）</w:t>
+      </w:r>
+    </w:p>
+    <w:p>
+      <w:pPr>
+        <w:numPr>
+          <w:ilvl w:val="0"/>
+          <w:numId w:val="1004"/>
+        </w:numPr>
+        <w:pStyle w:val="Compact"/>
+      </w:pPr>
+      <w:r>
+        <w:t xml:space="preserve">重要：この「1コールまで」のアラームを止めるまでは、「退室まで」の残り時間は減っていきません。ストップボタンを押した時点から改めて退室フェーズの長さ分のカウントが始まります（気付かずに放置していた時間の分だけ、お客様の退室時刻が不利にならないようにするためです）</w:t>
       </w:r>
     </w:p>
     <w:p>

--- a/windows-setup/操作マニュアル.docx
+++ b/windows-setup/操作マニュアル.docx
@@ -35,7 +35,7 @@
         <w:pStyle w:val="FirstParagraph"/>
       </w:pPr>
       <w:r>
-        <w:t xml:space="preserve">PCの電源を入れる（ログオンする）と、自動的にダッシュボード画面が全画面で立ち上がります。特別な操作は必要ありません。</w:t>
+        <w:t xml:space="preserve">PCの電源を入れる（ログオンする）と、自動的にブラウザでダッシュボード画面が開きます。特別な操作は必要ありません。</w:t>
       </w:r>
     </w:p>
     <w:p>
@@ -686,24 +686,6 @@
       </w:r>
       <w:r>
         <w:t xml:space="preserve">：キーボードの F5 キーで再読み込みしてください</w:t>
-      </w:r>
-    </w:p>
-    <w:p>
-      <w:pPr>
-        <w:numPr>
-          <w:ilvl w:val="0"/>
-          <w:numId w:val="1008"/>
-        </w:numPr>
-        <w:pStyle w:val="Compact"/>
-      </w:pPr>
-      <w:r>
-        <w:rPr>
-          <w:b/>
-        </w:rPr>
-        <w:t xml:space="preserve">全画面表示から抜けたいとき</w:t>
-      </w:r>
-      <w:r>
-        <w:t xml:space="preserve">：キーボードの Alt + F4 キーを押してください</w:t>
       </w:r>
     </w:p>
     <w:p>

--- a/windows-setup/操作マニュアル.docx
+++ b/windows-setup/操作マニュアル.docx
@@ -620,7 +620,7 @@
       </w:pPr>
       <w:bookmarkStart w:id="28" w:name="部屋スタッフの登録削除マスタ管理"/>
       <w:r>
-        <w:t xml:space="preserve">8. 部屋・スタッフの登録／削除（マスタ管理）</w:t>
+        <w:t xml:space="preserve">8. 部屋・スタッフの登録／編集／削除（マスタ管理）</w:t>
       </w:r>
       <w:bookmarkEnd w:id="28"/>
     </w:p>
@@ -658,6 +658,30 @@
       </w:pPr>
       <w:r>
         <w:t xml:space="preserve">不要になったものは各項目の「削除」ボタンで非表示にできます（それまでの利用履歴は消えません）</w:t>
+      </w:r>
+    </w:p>
+    <w:p>
+      <w:pPr>
+        <w:numPr>
+          <w:ilvl w:val="0"/>
+          <w:numId w:val="1007"/>
+        </w:numPr>
+        <w:pStyle w:val="Compact"/>
+      </w:pPr>
+      <w:r>
+        <w:t xml:space="preserve">名前を変更したい場合は「編集」ボタンを押すと入力欄に切り替わるので、書き換えて「保存」を押します（「キャンセル」で取り消せます）</w:t>
+      </w:r>
+    </w:p>
+    <w:p>
+      <w:pPr>
+        <w:numPr>
+          <w:ilvl w:val="0"/>
+          <w:numId w:val="1007"/>
+        </w:numPr>
+        <w:pStyle w:val="Compact"/>
+      </w:pPr>
+      <w:r>
+        <w:t xml:space="preserve">表示順を変えたい場合は、各項目の「▲」「▼」ボタンで1つずつ上下に入れ替えられます。ここでの並び順が、ダッシュボードや入室登録時の選択肢の表示順にもそのまま反映されます</w:t>
       </w:r>
     </w:p>
     <w:p>

--- a/windows-setup/操作マニュアル.docx
+++ b/windows-setup/操作マニュアル.docx
@@ -633,7 +633,7 @@
         <w:pStyle w:val="Compact"/>
       </w:pPr>
       <w:r>
-        <w:t xml:space="preserve">画面上部の「マスタ管理」ボタンを押します</w:t>
+        <w:t xml:space="preserve">画面上部の「マスタ管理」ボタンを押すと、マスタ管理専用の画面に切り替わります（「部屋」「スタッフ」のタブで表示が分かれています）</w:t>
       </w:r>
     </w:p>
     <w:p>
@@ -645,7 +645,7 @@
         <w:pStyle w:val="Compact"/>
       </w:pPr>
       <w:r>
-        <w:t xml:space="preserve">「部屋」または「スタッフ」の欄に名前を入力し、「追加」ボタンで登録します</w:t>
+        <w:t xml:space="preserve">「部屋」タブまたは「スタッフ」タブを選び、名前を入力欄に入力して「追加」ボタンで登録します</w:t>
       </w:r>
     </w:p>
     <w:p>
@@ -681,7 +681,19 @@
         <w:pStyle w:val="Compact"/>
       </w:pPr>
       <w:r>
-        <w:t xml:space="preserve">表示順を変えたい場合は、各項目の「▲」「▼」ボタンで1つずつ上下に入れ替えられます。ここでの並び順が、ダッシュボードや入室登録時の選択肢の表示順にもそのまま反映されます</w:t>
+        <w:t xml:space="preserve">表示順を変えたい場合は、各項目の左側にあるハンドル（⠿）を指やマウスでつかんで上下にドラッグ＆ドロップすると並べ替えられます。ここでの並び順が、ダッシュボードや入室登録時の選択肢の表示順にもそのまま反映されます</w:t>
+      </w:r>
+    </w:p>
+    <w:p>
+      <w:pPr>
+        <w:numPr>
+          <w:ilvl w:val="0"/>
+          <w:numId w:val="1007"/>
+        </w:numPr>
+        <w:pStyle w:val="Compact"/>
+      </w:pPr>
+      <w:r>
+        <w:t xml:space="preserve">画面右上の「← ダッシュボードに戻る」でいつでも通常のダッシュボード画面に戻れます</w:t>
       </w:r>
     </w:p>
     <w:p>

--- a/windows-setup/操作マニュアル.docx
+++ b/windows-setup/操作マニュアル.docx
@@ -356,6 +356,14 @@
       </w:pPr>
       <w:r>
         <w:t xml:space="preserve">空室のカードにある「入室登録」ボタンから始めると、その部屋があらかじめ選ばれた状態で入力画面が開きます。さらに、その部屋で前回入室登録した担当スタッフが自動的に選択された状態になります（必要に応じて変更してください）。</w:t>
+      </w:r>
+    </w:p>
+    <w:p>
+      <w:pPr>
+        <w:pStyle w:val="BodyText"/>
+      </w:pPr>
+      <w:r>
+        <w:t xml:space="preserve">入力画面（モーダル）は、押した「入室登録」ボタンの近くに表示されます。画面の端に近い位置で押した場合は、はみ出さないよう自動的に表示位置が調整されます。</w:t>
       </w:r>
     </w:p>
     <w:p>

--- a/windows-setup/操作マニュアル.docx
+++ b/windows-setup/操作マニュアル.docx
@@ -221,7 +221,7 @@
         <w:t xml:space="preserve">⚙️ 設定 → 通知音の種類</w:t>
       </w:r>
       <w:r>
-        <w:t xml:space="preserve">：「ピー（クラシック）」「ピコン（2音）」「ブザー（低音）」「チャイム（明るい音）」「成功音」「警告音1」「ルーレット点滅音」の7種類から選べます。「1コール」用と「退室」用を別々に設定できるので、状況に応じて聞き分けたい場合に便利です。「🔊 試聴」ボタンでその場で音を確認できます</w:t>
+        <w:t xml:space="preserve">：「ピー（クラシック）」「ピコン（2音）」「ブザー（低音）」「チャイム（明るい音）」「成功音」「警告音1」「ルーレット点滅音」「犬の鳴き声1」「猫の鳴き声1」の9種類から選べます。「1コール」用と「退室」用を別々に設定できるので、状況に応じて聞き分けたい場合に便利です。「🔊 試聴」ボタンでその場で音を確認できます</w:t>
       </w:r>
     </w:p>
     <w:p>

--- a/windows-setup/操作マニュアル.docx
+++ b/windows-setup/操作マニュアル.docx
@@ -240,6 +240,24 @@
       </w:r>
       <w:r>
         <w:t xml:space="preserve">：入室登録時に最初から入力されている分数を変更できます（既定は60分）</w:t>
+      </w:r>
+    </w:p>
+    <w:p>
+      <w:pPr>
+        <w:numPr>
+          <w:ilvl w:val="0"/>
+          <w:numId w:val="1010"/>
+        </w:numPr>
+        <w:pStyle w:val="Compact"/>
+      </w:pPr>
+      <w:r>
+        <w:rPr>
+          <w:b/>
+        </w:rPr>
+        <w:t xml:space="preserve">⚙️ 設定 → デスクトップ通知</w:t>
+      </w:r>
+      <w:r>
+        <w:t xml:space="preserve">：チェックを入れると、画面を最小化していたり他のウィンドウを見ているときでも、アラームが鳴るとパソコンのデスクトップ通知でお知らせします。初回はブラウザから通知の許可を求められるので「許可」を選んでください。通知をクリックすると画面が前面に戻ります。画面を見ている間は通知は出ません</w:t>
       </w:r>
     </w:p>
     <w:p>

--- a/windows-setup/操作マニュアル.docx
+++ b/windows-setup/操作マニュアル.docx
@@ -257,7 +257,7 @@
         <w:t xml:space="preserve">⚙️ 設定 → デスクトップ通知</w:t>
       </w:r>
       <w:r>
-        <w:t xml:space="preserve">：チェックを入れると、画面を最小化していたり他のウィンドウを見ているときでも、アラームが鳴るとパソコンのデスクトップ通知でお知らせします。初回はブラウザから通知の許可を求められるので「許可」を選んでください。通知をクリックすると画面が前面に戻ります。画面を見ている間は通知は出ません</w:t>
+        <w:t xml:space="preserve">：既定でONになっており、画面を最小化していたり他のウィンドウを見ているときでも、アラームが鳴るとパソコンのデスクトップ通知でお知らせします。初回起動時にブラウザから通知の許可を求めるダイアログが表示されるので、必ず「許可」を選んでください（これはブラウザの仕様上省略できません）。不要な場合はチェックを外すとOFFにできます。通知をクリックすると画面が前面に戻ります。画面を見ている間は通知は出ません</w:t>
       </w:r>
     </w:p>
     <w:p>

--- a/windows-setup/操作マニュアル.docx
+++ b/windows-setup/操作マニュアル.docx
@@ -784,6 +784,24 @@
       </w:r>
       <w:r>
         <w:t xml:space="preserve">：デスクトップの「部屋管理ボード起動」アイコンをダブルクリックしてください</w:t>
+      </w:r>
+    </w:p>
+    <w:p>
+      <w:pPr>
+        <w:numPr>
+          <w:ilvl w:val="0"/>
+          <w:numId w:val="1008"/>
+        </w:numPr>
+        <w:pStyle w:val="Compact"/>
+      </w:pPr>
+      <w:r>
+        <w:rPr>
+          <w:b/>
+        </w:rPr>
+        <w:t xml:space="preserve">「データベースファイルが読み取り専用になっているため保存できません」と表示されたとき</w:t>
+      </w:r>
+      <w:r>
+        <w:t xml:space="preserve">：インストールフォルダ内の data.db を右クリック→プロパティを開き、「読み取り専用」にチェックが入っていれば外してください。改善しない場合は、インストールフォルダに書き込み権限があるか、ディスクの空き容量が十分にあるかを確認してください</w:t>
       </w:r>
     </w:p>
     <w:p>

--- a/windows-setup/操作マニュアル.docx
+++ b/windows-setup/操作マニュアル.docx
@@ -802,6 +802,24 @@
       </w:r>
       <w:r>
         <w:t xml:space="preserve">：インストールフォルダ内の data.db を右クリック→プロパティを開き、「読み取り専用」にチェックが入っていれば外してください。改善しない場合は、インストールフォルダに書き込み権限があるか、ディスクの空き容量が十分にあるかを確認してください</w:t>
+      </w:r>
+    </w:p>
+    <w:p>
+      <w:pPr>
+        <w:numPr>
+          <w:ilvl w:val="0"/>
+          <w:numId w:val="1008"/>
+        </w:numPr>
+        <w:pStyle w:val="Compact"/>
+      </w:pPr>
+      <w:r>
+        <w:rPr>
+          <w:b/>
+        </w:rPr>
+        <w:t xml:space="preserve">デスクトップ通知の設定をONにしたのに通知が表示されないとき</w:t>
+      </w:r>
+      <w:r>
+        <w:t xml:space="preserve">：アプリ側の許可（設定画面のチェック）がONでも、Windows側の通知設定でブロックされている場合があります。Windowsの「設定」→「システム」→「通知」で、お使いのブラウザ（Chrome・Edge等）の通知が許可されているか、「集中モード（フォーカスアシスト）」がオンになっていないかを確認してください</w:t>
       </w:r>
     </w:p>
     <w:p>

--- a/windows-setup/操作マニュアル.docx
+++ b/windows-setup/操作マニュアル.docx
@@ -276,6 +276,24 @@
       </w:r>
       <w:r>
         <w:t xml:space="preserve">：押すと今のバージョン番号と、これまでの更新内容（更新履歴）を確認できます</w:t>
+      </w:r>
+    </w:p>
+    <w:p>
+      <w:pPr>
+        <w:numPr>
+          <w:ilvl w:val="0"/>
+          <w:numId w:val="1010"/>
+        </w:numPr>
+        <w:pStyle w:val="Compact"/>
+      </w:pPr>
+      <w:r>
+        <w:rPr>
+          <w:b/>
+        </w:rPr>
+        <w:t xml:space="preserve">「新しいバージョンに更新されました」のお知らせ</w:t>
+      </w:r>
+      <w:r>
+        <w:t xml:space="preserve">：アプリは自動で最新版に更新されます（パソコンを付けっぱなしでも1時間ごとに確認します）。画面上部にこのお知らせが表示されたら「画面を更新する」ボタンを押してください。押すと最新の画面に切り替わります（入力中の内容がある場合は、登録を済ませてから押してください）</w:t>
       </w:r>
     </w:p>
     <w:p>
